--- a/skills/hsdt-forms/demo_output/TT79-M05B.docx
+++ b/skills/hsdt-forms/demo_output/TT79-M05B.docx
@@ -20,7 +20,6 @@
           <w:szCs w:val="28"/>
           <w:lang w:val="nl-NL"/>
         </w:rPr>
-        <w:br w:type="page"/>
       </w:r>
       <w:r>
         <w:rPr>
@@ -29,7 +28,6 @@
           <w:szCs w:val="28"/>
           <w:lang w:val="nl-NL"/>
         </w:rPr>
-        <w:lastRenderedPageBreak/>
         <w:t xml:space="preserve">Mẫu số </w:t>
       </w:r>
       <w:r>
